--- a/ds-bot/test/fixtures/office/sample.docx
+++ b/ds-bot/test/fixtures/office/sample.docx
@@ -118,14 +118,6 @@
         <w:t>Final closing paragraph.</w:t>
       </w:r>
     </w:p>
-    <w:sectPr>
-      <w:headerReference w:type="default" r:id="rId9"/>
-      <w:footerReference w:type="default" r:id="rId10"/>
-      <w:pgSz w:w="12240" w:h="15840"/>
-      <w:pgMar w:top="1440" w:right="1800" w:bottom="1440" w:left="1800" w:header="720" w:footer="720" w:gutter="0"/>
-      <w:cols w:space="720"/>
-      <w:docGrid w:linePitch="360"/>
-    </w:sectPr>
     <w:p>
       <w:r>
         <w:fldChar w:fldCharType="begin"/>
@@ -143,6 +135,14 @@
         <w:fldChar w:fldCharType="end"/>
       </w:r>
     </w:p>
+    <w:sectPr>
+      <w:headerReference w:type="default" r:id="rId9"/>
+      <w:footerReference w:type="default" r:id="rId10"/>
+      <w:pgSz w:w="12240" w:h="15840"/>
+      <w:pgMar w:top="1440" w:right="1800" w:bottom="1440" w:left="1800" w:header="720" w:footer="720" w:gutter="0"/>
+      <w:cols w:space="720"/>
+      <w:docGrid w:linePitch="360"/>
+    </w:sectPr>
   </w:body>
 </w:document>
 </file>
